--- a/06_Applications/CVs_PLs/CL_Julian Cabrera Marceglia.docx
+++ b/06_Applications/CVs_PLs/CL_Julian Cabrera Marceglia.docx
@@ -12,7 +12,7 @@
         <w:rPr>
           <w:lang w:val="en-US"/>
         </w:rPr>
-        <w:t>Dear Hiring Team,</w:t>
+        <w:t>Sehr geehrtes Recruiting-Team,</w:t>
       </w:r>
     </w:p>
     <w:p>
@@ -32,21 +32,47 @@
         <w:rPr>
           <w:lang w:val="en-US"/>
         </w:rPr>
-        <w:t xml:space="preserve">I am excited to apply for the Data Reporting &amp; AI Specialist position at </w:t>
+        <w:t>mit großem Interesse bewerbe ich mich auf die Position als PLM Engineering Data Analyst.</w:t>
       </w:r>
-      <w:proofErr w:type="spellStart"/>
+    </w:p>
+    <w:p>
+      <w:pPr>
+        <w:rPr>
+          <w:lang w:val="en-US"/>
+        </w:rPr>
+      </w:pPr>
+    </w:p>
+    <w:p>
+      <w:pPr>
+        <w:rPr>
+          <w:lang w:val="en-US"/>
+        </w:rPr>
+      </w:pPr>
       <w:r>
         <w:rPr>
           <w:lang w:val="en-US"/>
         </w:rPr>
-        <w:t>Destinus</w:t>
+        <w:t>Die Digitalisierung industrieller Prozesse sowie die strukturierte Nutzung technischer Daten stehen seit mehreren Jahren im Mittelpunkt meiner beruflichen Tätigkeit. Besonders motivieren mich Aufgaben, bei denen Engineering-Daten, Produktionsprozesse und digitale Systeme zusammengeführt werden, um Transparenz zu schaffen und fundierte Entscheidungen entlang des Produktlebenszyklus zu ermöglichen.</w:t>
       </w:r>
-      <w:proofErr w:type="spellEnd"/>
+    </w:p>
+    <w:p>
+      <w:pPr>
+        <w:rPr>
+          <w:lang w:val="en-US"/>
+        </w:rPr>
+      </w:pPr>
+    </w:p>
+    <w:p>
+      <w:pPr>
+        <w:rPr>
+          <w:lang w:val="en-US"/>
+        </w:rPr>
+      </w:pPr>
       <w:r>
         <w:rPr>
           <w:lang w:val="en-US"/>
         </w:rPr>
-        <w:t>.</w:t>
+        <w:t>In meiner bisherigen Laufbahn habe ich an Projekten zur Digitalisierung von Fertigungsprozessen, zur Integration industrieller Daten und zur Entwicklung datengetriebener Lösungen gearbeitet. Dabei lag mein Schwerpunkt auf der Analyse komplexer Anforderungen, der Optimierung von Datenflüssen sowie der Entwicklung robuster Softwarelösungen für industrielle Anwendungen.</w:t>
       </w:r>
     </w:p>
     <w:p>
@@ -66,7 +92,7 @@
         <w:rPr>
           <w:lang w:val="en-US"/>
         </w:rPr>
-        <w:t>My professional background is built around a common theme: transforming complex operational data into actionable information that improves decision-making. Throughout more than 21 years in automotive manufacturing, I have evolved from shop-floor production roles into quality leadership, manufacturing systems, industrial data management, and digital transformation initiatives, developing a unique combination of manufacturing expertise and data-driven problem-solving capabilities.</w:t>
+        <w:t>Die ausgeschriebene Position spricht mich besonders an, weil sie die Analyse und Qualität von Engineering-Daten mit der kontinuierlichen Verbesserung digitaler Prozesse verbindet. Genau diese Verbindung aus Datenmanagement, Systemintegration und Prozessoptimierung entspricht meiner beruflichen Ausrichtung und meinen Interessen.</w:t>
       </w:r>
     </w:p>
     <w:p>
@@ -86,173 +112,56 @@
         <w:rPr>
           <w:lang w:val="en-US"/>
         </w:rPr>
-        <w:t xml:space="preserve">In my current role at </w:t>
+        <w:t>Ich arbeite analytisch, strukturiert und mit einem hohen Qualitätsanspruch. Neue Technologien eigne ich mir schnell an und setze sie pragmatisch ein, um nachhaltige Verbesserungen in industriellen Prozessen zu erreichen. Die beigefügten Case Studies geben einen Einblick in meine Arbeitsweise und zeigen Beispiele für Projekte im Bereich Industrial Data, Manufacturing Systems und digitale Transformation.</w:t>
       </w:r>
-      <w:proofErr w:type="spellStart"/>
+    </w:p>
+    <w:p>
+      <w:pPr>
+        <w:rPr>
+          <w:lang w:val="en-US"/>
+        </w:rPr>
+      </w:pPr>
+    </w:p>
+    <w:p>
+      <w:pPr>
+        <w:rPr>
+          <w:lang w:val="en-US"/>
+        </w:rPr>
+      </w:pPr>
       <w:r>
         <w:rPr>
           <w:lang w:val="en-US"/>
         </w:rPr>
-        <w:t>Metalsa</w:t>
+        <w:t>Ich bin überzeugt, dass ich mit meiner Erfahrung in der Digitalisierung industrieller Systeme sowie meiner lösungsorientierten Arbeitsweise einen wertvollen Beitrag zu Ihrem Team leisten kann. Über die Möglichkeit, mich persönlich bei Ihnen vorzustellen, würde ich mich sehr freuen.</w:t>
       </w:r>
-      <w:proofErr w:type="spellEnd"/>
+    </w:p>
+    <w:p>
+      <w:pPr>
+        <w:rPr>
+          <w:lang w:val="en-US"/>
+        </w:rPr>
+      </w:pPr>
+    </w:p>
+    <w:p>
+      <w:pPr>
+        <w:rPr>
+          <w:lang w:val="en-US"/>
+        </w:rPr>
+      </w:pPr>
       <w:r>
         <w:rPr>
           <w:lang w:val="en-US"/>
         </w:rPr>
-        <w:t>, supporting Toyota manufacturing programs, I work at the intersection of operations, engineering, quality systems, and data. I designed and implemented a Manufacturing Measurement Data Platform that integrated multiple industrial information sources, centralized more than 50,000 manufacturing records, significantly improved traceability, and reduced reporting effort by approximately ten times through workflow automation. This experience strengthened my ability to structure data, automate reporting processes, and deliver reliable information for engineering and operational decision-making.</w:t>
+        <w:t>Mit freundlichen Grüßen</w:t>
       </w:r>
     </w:p>
     <w:p>
-      <w:pPr>
-        <w:rPr>
-          <w:lang w:val="en-US"/>
-        </w:rPr>
-      </w:pPr>
-    </w:p>
-    <w:p>
-      <w:pPr>
-        <w:rPr>
-          <w:lang w:val="en-US"/>
-        </w:rPr>
-      </w:pPr>
       <w:r>
         <w:rPr>
           <w:lang w:val="en-US"/>
         </w:rPr>
-        <w:t xml:space="preserve">In addition, I have developed manufacturing analytics solutions focused on quality prioritization, risk identification, and performance analysis, while leveraging tools and technologies such as Python, SQL, </w:t>
+        <w:t>Julian Cabrera</w:t>
       </w:r>
-      <w:proofErr w:type="spellStart"/>
-      <w:r>
-        <w:rPr>
-          <w:lang w:val="en-US"/>
-        </w:rPr>
-        <w:t>DuckDB</w:t>
-      </w:r>
-      <w:proofErr w:type="spellEnd"/>
-      <w:r>
-        <w:rPr>
-          <w:lang w:val="en-US"/>
-        </w:rPr>
-        <w:t>, Pandas, NumPy, and database design methodologies. My experience includes transforming fragmented datasets into scalable information systems that enable better visibility, reporting, and continuous improvement across manufacturing environments.</w:t>
-      </w:r>
-    </w:p>
-    <w:p>
-      <w:pPr>
-        <w:rPr>
-          <w:lang w:val="en-US"/>
-        </w:rPr>
-      </w:pPr>
-    </w:p>
-    <w:p>
-      <w:pPr>
-        <w:rPr>
-          <w:lang w:val="en-US"/>
-        </w:rPr>
-      </w:pPr>
-      <w:r>
-        <w:rPr>
-          <w:lang w:val="en-US"/>
-        </w:rPr>
-        <w:t xml:space="preserve">What attracts me most to </w:t>
-      </w:r>
-      <w:proofErr w:type="spellStart"/>
-      <w:r>
-        <w:rPr>
-          <w:lang w:val="en-US"/>
-        </w:rPr>
-        <w:t>Destinus</w:t>
-      </w:r>
-      <w:proofErr w:type="spellEnd"/>
-      <w:r>
-        <w:rPr>
-          <w:lang w:val="en-US"/>
-        </w:rPr>
-        <w:t xml:space="preserve"> is the opportunity to contribute to a highly innovative organization where advanced technology, data, and automation play a central role in shaping the future. I am particularly motivated by environments that challenge conventional thinking and encourage the practical application of AI and data technologies to solve complex business and engineering problems.</w:t>
-      </w:r>
-    </w:p>
-    <w:p>
-      <w:pPr>
-        <w:rPr>
-          <w:lang w:val="en-US"/>
-        </w:rPr>
-      </w:pPr>
-    </w:p>
-    <w:p>
-      <w:pPr>
-        <w:rPr>
-          <w:lang w:val="en-US"/>
-        </w:rPr>
-      </w:pPr>
-      <w:r>
-        <w:rPr>
-          <w:lang w:val="en-US"/>
-        </w:rPr>
-        <w:t>I believe my combination of industrial domain expertise, data analytics capabilities, reporting automation experience, and passion for digital transformation would allow me to contribute quickly and effectively to your team.</w:t>
-      </w:r>
-    </w:p>
-    <w:p>
-      <w:pPr>
-        <w:rPr>
-          <w:lang w:val="en-US"/>
-        </w:rPr>
-      </w:pPr>
-    </w:p>
-    <w:p>
-      <w:pPr>
-        <w:rPr>
-          <w:lang w:val="en-US"/>
-        </w:rPr>
-      </w:pPr>
-      <w:r>
-        <w:rPr>
-          <w:lang w:val="en-US"/>
-        </w:rPr>
-        <w:t>Thank you for your time and consideration. I would welcome the opportunity to discuss how my background and skills can support Destinus' mission and contribute to the success of your Data Reporting &amp; AI initiatives.</w:t>
-      </w:r>
-    </w:p>
-    <w:p>
-      <w:pPr>
-        <w:rPr>
-          <w:lang w:val="en-US"/>
-        </w:rPr>
-      </w:pPr>
-    </w:p>
-    <w:p>
-      <w:pPr>
-        <w:rPr>
-          <w:lang w:val="en-US"/>
-        </w:rPr>
-      </w:pPr>
-      <w:r>
-        <w:rPr>
-          <w:lang w:val="en-US"/>
-        </w:rPr>
-        <w:t>Sincerely,</w:t>
-      </w:r>
-    </w:p>
-    <w:p>
-      <w:pPr>
-        <w:rPr>
-          <w:lang w:val="en-US"/>
-        </w:rPr>
-      </w:pPr>
-    </w:p>
-    <w:p>
-      <w:r>
-        <w:rPr>
-          <w:lang w:val="en-US"/>
-        </w:rPr>
-        <w:t xml:space="preserve">Julian Cabrera </w:t>
-      </w:r>
-      <w:proofErr w:type="spellStart"/>
-      <w:r>
-        <w:rPr>
-          <w:lang w:val="en-US"/>
-        </w:rPr>
-        <w:t>Marceglia</w:t>
-      </w:r>
-      <w:proofErr w:type="spellEnd"/>
     </w:p>
     <w:sectPr>
       <w:pgSz w:w="12240" w:h="15840"/>
@@ -823,6 +732,7 @@
   <w:style w:type="character" w:default="1" w:styleId="DefaultParagraphFont">
     <w:name w:val="Default Paragraph Font"/>
     <w:uiPriority w:val="1"/>
+    <w:semiHidden/>
     <w:unhideWhenUsed/>
   </w:style>
   <w:style w:type="table" w:default="1" w:styleId="TableNormal">
